--- a/ШаблоныДокументов/006.docx
+++ b/ШаблоныДокументов/006.docx
@@ -1,6 +1,6 @@
 
 <file path=word/document.xml><?xml version="1.0" encoding="utf-8"?>
-<w:document xmlns:wpc="http://schemas.microsoft.com/office/word/2010/wordprocessingCanvas" xmlns:cx="http://schemas.microsoft.com/office/drawing/2014/chartex" xmlns:mc="http://schemas.openxmlformats.org/markup-compatibility/2006" xmlns:o="urn:schemas-microsoft-com:office:office" xmlns:r="http://schemas.openxmlformats.org/officeDocument/2006/relationships" xmlns:m="http://schemas.openxmlformats.org/officeDocument/2006/math" xmlns:v="urn:schemas-microsoft-com:vml" xmlns:wp14="http://schemas.microsoft.com/office/word/2010/wordprocessingDrawing" xmlns:wp="http://schemas.openxmlformats.org/drawingml/2006/wordprocessingDrawing" xmlns:w10="urn:schemas-microsoft-com:office:word" xmlns:w="http://schemas.openxmlformats.org/wordprocessingml/2006/main" xmlns:w14="http://schemas.microsoft.com/office/word/2010/wordml" xmlns:w15="http://schemas.microsoft.com/office/word/2012/wordml" xmlns:w16se="http://schemas.microsoft.com/office/word/2015/wordml/symex" xmlns:wpg="http://schemas.microsoft.com/office/word/2010/wordprocessingGroup" xmlns:wpi="http://schemas.microsoft.com/office/word/2010/wordprocessingInk" xmlns:wne="http://schemas.microsoft.com/office/word/2006/wordml" xmlns:wps="http://schemas.microsoft.com/office/word/2010/wordprocessingShape" mc:Ignorable="w14 w15 w16se wp14">
+<w:document xmlns:wpc="http://schemas.microsoft.com/office/word/2010/wordprocessingCanvas" xmlns:cx="http://schemas.microsoft.com/office/drawing/2014/chartex" xmlns:cx1="http://schemas.microsoft.com/office/drawing/2015/9/8/chartex" xmlns:cx2="http://schemas.microsoft.com/office/drawing/2015/10/21/chartex" xmlns:cx3="http://schemas.microsoft.com/office/drawing/2016/5/9/chartex" xmlns:cx4="http://schemas.microsoft.com/office/drawing/2016/5/10/chartex" xmlns:cx5="http://schemas.microsoft.com/office/drawing/2016/5/11/chartex" xmlns:cx6="http://schemas.microsoft.com/office/drawing/2016/5/12/chartex" xmlns:cx7="http://schemas.microsoft.com/office/drawing/2016/5/13/chartex" xmlns:cx8="http://schemas.microsoft.com/office/drawing/2016/5/14/chartex" xmlns:mc="http://schemas.openxmlformats.org/markup-compatibility/2006" xmlns:aink="http://schemas.microsoft.com/office/drawing/2016/ink" xmlns:am3d="http://schemas.microsoft.com/office/drawing/2017/model3d" xmlns:o="urn:schemas-microsoft-com:office:office" xmlns:r="http://schemas.openxmlformats.org/officeDocument/2006/relationships" xmlns:m="http://schemas.openxmlformats.org/officeDocument/2006/math" xmlns:v="urn:schemas-microsoft-com:vml" xmlns:wp14="http://schemas.microsoft.com/office/word/2010/wordprocessingDrawing" xmlns:wp="http://schemas.openxmlformats.org/drawingml/2006/wordprocessingDrawing" xmlns:w10="urn:schemas-microsoft-com:office:word" xmlns:w="http://schemas.openxmlformats.org/wordprocessingml/2006/main" xmlns:w14="http://schemas.microsoft.com/office/word/2010/wordml" xmlns:w15="http://schemas.microsoft.com/office/word/2012/wordml" xmlns:w16cex="http://schemas.microsoft.com/office/word/2018/wordml/cex" xmlns:w16cid="http://schemas.microsoft.com/office/word/2016/wordml/cid" xmlns:w16="http://schemas.microsoft.com/office/word/2018/wordml" xmlns:w16se="http://schemas.microsoft.com/office/word/2015/wordml/symex" xmlns:wpg="http://schemas.microsoft.com/office/word/2010/wordprocessingGroup" xmlns:wpi="http://schemas.microsoft.com/office/word/2010/wordprocessingInk" xmlns:wne="http://schemas.microsoft.com/office/word/2006/wordml" xmlns:wps="http://schemas.microsoft.com/office/word/2010/wordprocessingShape" mc:Ignorable="w14 w15 w16se w16cid w16 w16cex wp14">
   <w:body>
     <w:tbl>
       <w:tblPr>
@@ -638,6 +638,27 @@
                 <w:rFonts w:ascii="Arial" w:hAnsi="Arial" w:cs="Arial"/>
                 <w:noProof/>
               </w:rPr>
+              <w:instrText xml:space="preserve"> INCLUDEPICTURE  "http://res.guap.ru/files/logos/full/guap_b.png" \* MERGEFORMATINET </w:instrText>
+            </w:r>
+            <w:r>
+              <w:rPr>
+                <w:rFonts w:ascii="Arial" w:hAnsi="Arial" w:cs="Arial"/>
+                <w:noProof/>
+              </w:rPr>
+              <w:fldChar w:fldCharType="separate"/>
+            </w:r>
+            <w:r>
+              <w:rPr>
+                <w:rFonts w:ascii="Arial" w:hAnsi="Arial" w:cs="Arial"/>
+                <w:noProof/>
+              </w:rPr>
+              <w:fldChar w:fldCharType="begin"/>
+            </w:r>
+            <w:r>
+              <w:rPr>
+                <w:rFonts w:ascii="Arial" w:hAnsi="Arial" w:cs="Arial"/>
+                <w:noProof/>
+              </w:rPr>
               <w:instrText xml:space="preserve"> </w:instrText>
             </w:r>
             <w:r>
@@ -645,7 +666,14 @@
                 <w:rFonts w:ascii="Arial" w:hAnsi="Arial" w:cs="Arial"/>
                 <w:noProof/>
               </w:rPr>
-              <w:instrText>INCLUDEPICTURE  "http://res.guap.ru/files/logos/full/guap_b.png" \* MERGEFORMATINET</w:instrText>
+              <w:instrText>IN</w:instrText>
+            </w:r>
+            <w:r>
+              <w:rPr>
+                <w:rFonts w:ascii="Arial" w:hAnsi="Arial" w:cs="Arial"/>
+                <w:noProof/>
+              </w:rPr>
+              <w:instrText>CLUDEPICTURE  "http://res.guap.ru/files/logos/full/guap_b.png" \* MERGEFORMATINET</w:instrText>
             </w:r>
             <w:r>
               <w:rPr>
@@ -690,6 +718,13 @@
                   <v:imagedata r:id="rId7" r:href="rId8"/>
                 </v:shape>
               </w:pict>
+            </w:r>
+            <w:r>
+              <w:rPr>
+                <w:rFonts w:ascii="Arial" w:hAnsi="Arial" w:cs="Arial"/>
+                <w:noProof/>
+              </w:rPr>
+              <w:fldChar w:fldCharType="end"/>
             </w:r>
             <w:r>
               <w:rPr>
@@ -1272,7 +1307,6 @@
         </w:rPr>
         <w:t xml:space="preserve">«…», объемом </w:t>
       </w:r>
-      <w:proofErr w:type="spellStart"/>
       <w:r>
         <w:rPr>
           <w:szCs w:val="24"/>
@@ -1280,7 +1314,6 @@
         </w:rPr>
         <w:t>хх</w:t>
       </w:r>
-      <w:proofErr w:type="spellEnd"/>
       <w:r>
         <w:rPr>
           <w:szCs w:val="24"/>
@@ -1310,7 +1343,6 @@
         </w:rPr>
         <w:t xml:space="preserve"> «…», объемом </w:t>
       </w:r>
-      <w:proofErr w:type="spellStart"/>
       <w:r>
         <w:rPr>
           <w:szCs w:val="24"/>
@@ -1318,7 +1350,6 @@
         </w:rPr>
         <w:t>хх</w:t>
       </w:r>
-      <w:proofErr w:type="spellEnd"/>
       <w:r>
         <w:rPr>
           <w:szCs w:val="24"/>
@@ -1356,47 +1387,14 @@
         <w:rPr>
           <w:szCs w:val="24"/>
         </w:rPr>
-        <w:t>образовательной про</w:t>
-      </w:r>
-      <w:bookmarkStart w:id="2" w:name="_GoBack"/>
-      <w:bookmarkEnd w:id="2"/>
-      <w:r>
-        <w:rPr>
-          <w:szCs w:val="24"/>
-        </w:rPr>
-        <w:t>граммы (</w:t>
-      </w:r>
-      <w:proofErr w:type="spellStart"/>
+        <w:t>образовательной программы (</w:t>
+      </w:r>
       <w:r>
         <w:rPr>
           <w:szCs w:val="24"/>
           <w:u w:val="single"/>
         </w:rPr>
-        <w:t>бакалавриата</w:t>
-      </w:r>
-      <w:proofErr w:type="spellEnd"/>
-      <w:r>
-        <w:rPr>
-          <w:szCs w:val="24"/>
-          <w:u w:val="single"/>
-        </w:rPr>
-        <w:t xml:space="preserve">, </w:t>
-      </w:r>
-      <w:proofErr w:type="spellStart"/>
-      <w:r>
-        <w:rPr>
-          <w:szCs w:val="24"/>
-          <w:u w:val="single"/>
-        </w:rPr>
-        <w:t>специалитета</w:t>
-      </w:r>
-      <w:proofErr w:type="spellEnd"/>
-      <w:r>
-        <w:rPr>
-          <w:szCs w:val="24"/>
-          <w:u w:val="single"/>
-        </w:rPr>
-        <w:t>, магистратуры, аспирантуры</w:t>
+        <w:t>бакалавриата, специалитета, магистратуры, аспирантуры</w:t>
       </w:r>
       <w:r>
         <w:rPr>
@@ -1425,23 +1423,7 @@
         <w:jc w:val="both"/>
       </w:pPr>
       <w:r>
-        <w:t xml:space="preserve">Руководствуясь: «Рекомендациями по проведению экспертизы материалов, предназначенных к открытому опубликованию», одобренными решением Межведомственной комиссии по защите государственной тайны от 30.10.2014 № 293 и Перечнем сведений, подлежащих засекречиванию </w:t>
-      </w:r>
-      <w:proofErr w:type="spellStart"/>
-      <w:r>
-        <w:t>Минобрнауки</w:t>
-      </w:r>
-      <w:proofErr w:type="spellEnd"/>
-      <w:r>
-        <w:t xml:space="preserve"> РФ, утвержденным Приказом от 04.12.2023 № 31с и введенного в действие в </w:t>
-      </w:r>
-      <w:proofErr w:type="spellStart"/>
-      <w:r>
-        <w:t>Минобрнауки</w:t>
-      </w:r>
-      <w:proofErr w:type="spellEnd"/>
-      <w:r>
-        <w:t xml:space="preserve"> РФ с 03.04.2024 (далее – Перечень), комиссия установила, что рассматриваемые материалы, не содержат сведений, включенных в Перечень и составляющих государственную тайну.</w:t>
+        <w:t>Руководствуясь: «Рекомендациями по проведению экспертизы материалов, предназначенных к открытому опубликованию», одобренными решением Межведомственной комиссии по защите государственной тайны от 30.10.2014 № 293 и Перечнем сведений, подлежащих засекречиванию Минобрнауки РФ, утвержденным Приказом от 04.12.2023 № 31с и введенного в действие в Минобрнауки РФ с 03.04.2024 (далее – Перечень), комиссия установила, что рассматриваемые материалы, не содержат сведений, включенных в Перечень и составляющих государственную тайну.</w:t>
       </w:r>
     </w:p>
     <w:p>
@@ -1534,7 +1516,21 @@
         <w:t xml:space="preserve">экспертной комиссии ГУАП </w:t>
       </w:r>
       <w:r>
-        <w:t>____________             ______________________</w:t>
+        <w:t xml:space="preserve">____________           </w:t>
+      </w:r>
+      <w:r>
+        <w:t>{{</w:t>
+      </w:r>
+      <w:r>
+        <w:t>ФИО</w:t>
+      </w:r>
+      <w:bookmarkStart w:id="2" w:name="_GoBack"/>
+      <w:bookmarkEnd w:id="2"/>
+      <w:r>
+        <w:t>}}</w:t>
+      </w:r>
+      <w:r>
+        <w:t>_____________________</w:t>
       </w:r>
     </w:p>
     <w:p>
@@ -1543,15 +1539,7 @@
         <w:jc w:val="both"/>
       </w:pPr>
       <w:r>
-        <w:t xml:space="preserve">                                                          подпись                                     </w:t>
-      </w:r>
-      <w:proofErr w:type="gramStart"/>
-      <w:r>
-        <w:t xml:space="preserve">   (</w:t>
-      </w:r>
-      <w:proofErr w:type="gramEnd"/>
-      <w:r>
-        <w:t>Ф.И.О.)</w:t>
+        <w:t xml:space="preserve">                                                          подпись                                        (Ф.И.О.)</w:t>
       </w:r>
       <w:permEnd w:id="2005349175"/>
     </w:p>
@@ -1573,7 +1561,7 @@
 </file>
 
 <file path=word/endnotes.xml><?xml version="1.0" encoding="utf-8"?>
-<w:endnotes xmlns:wpc="http://schemas.microsoft.com/office/word/2010/wordprocessingCanvas" xmlns:cx="http://schemas.microsoft.com/office/drawing/2014/chartex" xmlns:mc="http://schemas.openxmlformats.org/markup-compatibility/2006" xmlns:o="urn:schemas-microsoft-com:office:office" xmlns:r="http://schemas.openxmlformats.org/officeDocument/2006/relationships" xmlns:m="http://schemas.openxmlformats.org/officeDocument/2006/math" xmlns:v="urn:schemas-microsoft-com:vml" xmlns:wp14="http://schemas.microsoft.com/office/word/2010/wordprocessingDrawing" xmlns:wp="http://schemas.openxmlformats.org/drawingml/2006/wordprocessingDrawing" xmlns:w10="urn:schemas-microsoft-com:office:word" xmlns:w="http://schemas.openxmlformats.org/wordprocessingml/2006/main" xmlns:w14="http://schemas.microsoft.com/office/word/2010/wordml" xmlns:w15="http://schemas.microsoft.com/office/word/2012/wordml" xmlns:w16se="http://schemas.microsoft.com/office/word/2015/wordml/symex" xmlns:wpg="http://schemas.microsoft.com/office/word/2010/wordprocessingGroup" xmlns:wpi="http://schemas.microsoft.com/office/word/2010/wordprocessingInk" xmlns:wne="http://schemas.microsoft.com/office/word/2006/wordml" xmlns:wps="http://schemas.microsoft.com/office/word/2010/wordprocessingShape" mc:Ignorable="w14 w15 w16se wp14">
+<w:endnotes xmlns:wpc="http://schemas.microsoft.com/office/word/2010/wordprocessingCanvas" xmlns:cx="http://schemas.microsoft.com/office/drawing/2014/chartex" xmlns:cx1="http://schemas.microsoft.com/office/drawing/2015/9/8/chartex" xmlns:cx2="http://schemas.microsoft.com/office/drawing/2015/10/21/chartex" xmlns:cx3="http://schemas.microsoft.com/office/drawing/2016/5/9/chartex" xmlns:cx4="http://schemas.microsoft.com/office/drawing/2016/5/10/chartex" xmlns:cx5="http://schemas.microsoft.com/office/drawing/2016/5/11/chartex" xmlns:cx6="http://schemas.microsoft.com/office/drawing/2016/5/12/chartex" xmlns:cx7="http://schemas.microsoft.com/office/drawing/2016/5/13/chartex" xmlns:cx8="http://schemas.microsoft.com/office/drawing/2016/5/14/chartex" xmlns:mc="http://schemas.openxmlformats.org/markup-compatibility/2006" xmlns:aink="http://schemas.microsoft.com/office/drawing/2016/ink" xmlns:am3d="http://schemas.microsoft.com/office/drawing/2017/model3d" xmlns:o="urn:schemas-microsoft-com:office:office" xmlns:r="http://schemas.openxmlformats.org/officeDocument/2006/relationships" xmlns:m="http://schemas.openxmlformats.org/officeDocument/2006/math" xmlns:v="urn:schemas-microsoft-com:vml" xmlns:wp14="http://schemas.microsoft.com/office/word/2010/wordprocessingDrawing" xmlns:wp="http://schemas.openxmlformats.org/drawingml/2006/wordprocessingDrawing" xmlns:w10="urn:schemas-microsoft-com:office:word" xmlns:w="http://schemas.openxmlformats.org/wordprocessingml/2006/main" xmlns:w14="http://schemas.microsoft.com/office/word/2010/wordml" xmlns:w15="http://schemas.microsoft.com/office/word/2012/wordml" xmlns:w16cex="http://schemas.microsoft.com/office/word/2018/wordml/cex" xmlns:w16cid="http://schemas.microsoft.com/office/word/2016/wordml/cid" xmlns:w16="http://schemas.microsoft.com/office/word/2018/wordml" xmlns:w16se="http://schemas.microsoft.com/office/word/2015/wordml/symex" xmlns:wpg="http://schemas.microsoft.com/office/word/2010/wordprocessingGroup" xmlns:wpi="http://schemas.microsoft.com/office/word/2010/wordprocessingInk" xmlns:wne="http://schemas.microsoft.com/office/word/2006/wordml" xmlns:wps="http://schemas.microsoft.com/office/word/2010/wordprocessingShape" mc:Ignorable="w14 w15 w16se w16cid w16 w16cex wp14">
   <w:endnote w:type="separator" w:id="-1">
     <w:p>
       <w:r>
@@ -1592,7 +1580,7 @@
 </file>
 
 <file path=word/footer1.xml><?xml version="1.0" encoding="utf-8"?>
-<w:ftr xmlns:wpc="http://schemas.microsoft.com/office/word/2010/wordprocessingCanvas" xmlns:cx="http://schemas.microsoft.com/office/drawing/2014/chartex" xmlns:mc="http://schemas.openxmlformats.org/markup-compatibility/2006" xmlns:o="urn:schemas-microsoft-com:office:office" xmlns:r="http://schemas.openxmlformats.org/officeDocument/2006/relationships" xmlns:m="http://schemas.openxmlformats.org/officeDocument/2006/math" xmlns:v="urn:schemas-microsoft-com:vml" xmlns:wp14="http://schemas.microsoft.com/office/word/2010/wordprocessingDrawing" xmlns:wp="http://schemas.openxmlformats.org/drawingml/2006/wordprocessingDrawing" xmlns:w10="urn:schemas-microsoft-com:office:word" xmlns:w="http://schemas.openxmlformats.org/wordprocessingml/2006/main" xmlns:w14="http://schemas.microsoft.com/office/word/2010/wordml" xmlns:w15="http://schemas.microsoft.com/office/word/2012/wordml" xmlns:w16se="http://schemas.microsoft.com/office/word/2015/wordml/symex" xmlns:wpg="http://schemas.microsoft.com/office/word/2010/wordprocessingGroup" xmlns:wpi="http://schemas.microsoft.com/office/word/2010/wordprocessingInk" xmlns:wne="http://schemas.microsoft.com/office/word/2006/wordml" xmlns:wps="http://schemas.microsoft.com/office/word/2010/wordprocessingShape" mc:Ignorable="w14 w15 w16se wp14">
+<w:ftr xmlns:wpc="http://schemas.microsoft.com/office/word/2010/wordprocessingCanvas" xmlns:cx="http://schemas.microsoft.com/office/drawing/2014/chartex" xmlns:cx1="http://schemas.microsoft.com/office/drawing/2015/9/8/chartex" xmlns:cx2="http://schemas.microsoft.com/office/drawing/2015/10/21/chartex" xmlns:cx3="http://schemas.microsoft.com/office/drawing/2016/5/9/chartex" xmlns:cx4="http://schemas.microsoft.com/office/drawing/2016/5/10/chartex" xmlns:cx5="http://schemas.microsoft.com/office/drawing/2016/5/11/chartex" xmlns:cx6="http://schemas.microsoft.com/office/drawing/2016/5/12/chartex" xmlns:cx7="http://schemas.microsoft.com/office/drawing/2016/5/13/chartex" xmlns:cx8="http://schemas.microsoft.com/office/drawing/2016/5/14/chartex" xmlns:mc="http://schemas.openxmlformats.org/markup-compatibility/2006" xmlns:aink="http://schemas.microsoft.com/office/drawing/2016/ink" xmlns:am3d="http://schemas.microsoft.com/office/drawing/2017/model3d" xmlns:o="urn:schemas-microsoft-com:office:office" xmlns:r="http://schemas.openxmlformats.org/officeDocument/2006/relationships" xmlns:m="http://schemas.openxmlformats.org/officeDocument/2006/math" xmlns:v="urn:schemas-microsoft-com:vml" xmlns:wp14="http://schemas.microsoft.com/office/word/2010/wordprocessingDrawing" xmlns:wp="http://schemas.openxmlformats.org/drawingml/2006/wordprocessingDrawing" xmlns:w10="urn:schemas-microsoft-com:office:word" xmlns:w="http://schemas.openxmlformats.org/wordprocessingml/2006/main" xmlns:w14="http://schemas.microsoft.com/office/word/2010/wordml" xmlns:w15="http://schemas.microsoft.com/office/word/2012/wordml" xmlns:w16cex="http://schemas.microsoft.com/office/word/2018/wordml/cex" xmlns:w16cid="http://schemas.microsoft.com/office/word/2016/wordml/cid" xmlns:w16="http://schemas.microsoft.com/office/word/2018/wordml" xmlns:w16se="http://schemas.microsoft.com/office/word/2015/wordml/symex" xmlns:wpg="http://schemas.microsoft.com/office/word/2010/wordprocessingGroup" xmlns:wpi="http://schemas.microsoft.com/office/word/2010/wordprocessingInk" xmlns:wne="http://schemas.microsoft.com/office/word/2006/wordml" xmlns:wps="http://schemas.microsoft.com/office/word/2010/wordprocessingShape" mc:Ignorable="w14 w15 w16se w16cid w16 w16cex wp14">
   <w:p>
     <w:pPr>
       <w:pStyle w:val="a6"/>
@@ -1602,7 +1590,7 @@
 </file>
 
 <file path=word/footer2.xml><?xml version="1.0" encoding="utf-8"?>
-<w:ftr xmlns:wpc="http://schemas.microsoft.com/office/word/2010/wordprocessingCanvas" xmlns:cx="http://schemas.microsoft.com/office/drawing/2014/chartex" xmlns:mc="http://schemas.openxmlformats.org/markup-compatibility/2006" xmlns:o="urn:schemas-microsoft-com:office:office" xmlns:r="http://schemas.openxmlformats.org/officeDocument/2006/relationships" xmlns:m="http://schemas.openxmlformats.org/officeDocument/2006/math" xmlns:v="urn:schemas-microsoft-com:vml" xmlns:wp14="http://schemas.microsoft.com/office/word/2010/wordprocessingDrawing" xmlns:wp="http://schemas.openxmlformats.org/drawingml/2006/wordprocessingDrawing" xmlns:w10="urn:schemas-microsoft-com:office:word" xmlns:w="http://schemas.openxmlformats.org/wordprocessingml/2006/main" xmlns:w14="http://schemas.microsoft.com/office/word/2010/wordml" xmlns:w15="http://schemas.microsoft.com/office/word/2012/wordml" xmlns:w16se="http://schemas.microsoft.com/office/word/2015/wordml/symex" xmlns:wpg="http://schemas.microsoft.com/office/word/2010/wordprocessingGroup" xmlns:wpi="http://schemas.microsoft.com/office/word/2010/wordprocessingInk" xmlns:wne="http://schemas.microsoft.com/office/word/2006/wordml" xmlns:wps="http://schemas.microsoft.com/office/word/2010/wordprocessingShape" mc:Ignorable="w14 w15 w16se wp14">
+<w:ftr xmlns:wpc="http://schemas.microsoft.com/office/word/2010/wordprocessingCanvas" xmlns:cx="http://schemas.microsoft.com/office/drawing/2014/chartex" xmlns:cx1="http://schemas.microsoft.com/office/drawing/2015/9/8/chartex" xmlns:cx2="http://schemas.microsoft.com/office/drawing/2015/10/21/chartex" xmlns:cx3="http://schemas.microsoft.com/office/drawing/2016/5/9/chartex" xmlns:cx4="http://schemas.microsoft.com/office/drawing/2016/5/10/chartex" xmlns:cx5="http://schemas.microsoft.com/office/drawing/2016/5/11/chartex" xmlns:cx6="http://schemas.microsoft.com/office/drawing/2016/5/12/chartex" xmlns:cx7="http://schemas.microsoft.com/office/drawing/2016/5/13/chartex" xmlns:cx8="http://schemas.microsoft.com/office/drawing/2016/5/14/chartex" xmlns:mc="http://schemas.openxmlformats.org/markup-compatibility/2006" xmlns:aink="http://schemas.microsoft.com/office/drawing/2016/ink" xmlns:am3d="http://schemas.microsoft.com/office/drawing/2017/model3d" xmlns:o="urn:schemas-microsoft-com:office:office" xmlns:r="http://schemas.openxmlformats.org/officeDocument/2006/relationships" xmlns:m="http://schemas.openxmlformats.org/officeDocument/2006/math" xmlns:v="urn:schemas-microsoft-com:vml" xmlns:wp14="http://schemas.microsoft.com/office/word/2010/wordprocessingDrawing" xmlns:wp="http://schemas.openxmlformats.org/drawingml/2006/wordprocessingDrawing" xmlns:w10="urn:schemas-microsoft-com:office:word" xmlns:w="http://schemas.openxmlformats.org/wordprocessingml/2006/main" xmlns:w14="http://schemas.microsoft.com/office/word/2010/wordml" xmlns:w15="http://schemas.microsoft.com/office/word/2012/wordml" xmlns:w16cex="http://schemas.microsoft.com/office/word/2018/wordml/cex" xmlns:w16cid="http://schemas.microsoft.com/office/word/2016/wordml/cid" xmlns:w16="http://schemas.microsoft.com/office/word/2018/wordml" xmlns:w16se="http://schemas.microsoft.com/office/word/2015/wordml/symex" xmlns:wpg="http://schemas.microsoft.com/office/word/2010/wordprocessingGroup" xmlns:wpi="http://schemas.microsoft.com/office/word/2010/wordprocessingInk" xmlns:wne="http://schemas.microsoft.com/office/word/2006/wordml" xmlns:wps="http://schemas.microsoft.com/office/word/2010/wordprocessingShape" mc:Ignorable="w14 w15 w16se w16cid w16 w16cex wp14">
   <w:p>
     <w:pPr>
       <w:pStyle w:val="a6"/>
@@ -1614,7 +1602,7 @@
 </file>
 
 <file path=word/footer3.xml><?xml version="1.0" encoding="utf-8"?>
-<w:ftr xmlns:wpc="http://schemas.microsoft.com/office/word/2010/wordprocessingCanvas" xmlns:cx="http://schemas.microsoft.com/office/drawing/2014/chartex" xmlns:mc="http://schemas.openxmlformats.org/markup-compatibility/2006" xmlns:o="urn:schemas-microsoft-com:office:office" xmlns:r="http://schemas.openxmlformats.org/officeDocument/2006/relationships" xmlns:m="http://schemas.openxmlformats.org/officeDocument/2006/math" xmlns:v="urn:schemas-microsoft-com:vml" xmlns:wp14="http://schemas.microsoft.com/office/word/2010/wordprocessingDrawing" xmlns:wp="http://schemas.openxmlformats.org/drawingml/2006/wordprocessingDrawing" xmlns:w10="urn:schemas-microsoft-com:office:word" xmlns:w="http://schemas.openxmlformats.org/wordprocessingml/2006/main" xmlns:w14="http://schemas.microsoft.com/office/word/2010/wordml" xmlns:w15="http://schemas.microsoft.com/office/word/2012/wordml" xmlns:w16se="http://schemas.microsoft.com/office/word/2015/wordml/symex" xmlns:wpg="http://schemas.microsoft.com/office/word/2010/wordprocessingGroup" xmlns:wpi="http://schemas.microsoft.com/office/word/2010/wordprocessingInk" xmlns:wne="http://schemas.microsoft.com/office/word/2006/wordml" xmlns:wps="http://schemas.microsoft.com/office/word/2010/wordprocessingShape" mc:Ignorable="w14 w15 w16se wp14">
+<w:ftr xmlns:wpc="http://schemas.microsoft.com/office/word/2010/wordprocessingCanvas" xmlns:cx="http://schemas.microsoft.com/office/drawing/2014/chartex" xmlns:cx1="http://schemas.microsoft.com/office/drawing/2015/9/8/chartex" xmlns:cx2="http://schemas.microsoft.com/office/drawing/2015/10/21/chartex" xmlns:cx3="http://schemas.microsoft.com/office/drawing/2016/5/9/chartex" xmlns:cx4="http://schemas.microsoft.com/office/drawing/2016/5/10/chartex" xmlns:cx5="http://schemas.microsoft.com/office/drawing/2016/5/11/chartex" xmlns:cx6="http://schemas.microsoft.com/office/drawing/2016/5/12/chartex" xmlns:cx7="http://schemas.microsoft.com/office/drawing/2016/5/13/chartex" xmlns:cx8="http://schemas.microsoft.com/office/drawing/2016/5/14/chartex" xmlns:mc="http://schemas.openxmlformats.org/markup-compatibility/2006" xmlns:aink="http://schemas.microsoft.com/office/drawing/2016/ink" xmlns:am3d="http://schemas.microsoft.com/office/drawing/2017/model3d" xmlns:o="urn:schemas-microsoft-com:office:office" xmlns:r="http://schemas.openxmlformats.org/officeDocument/2006/relationships" xmlns:m="http://schemas.openxmlformats.org/officeDocument/2006/math" xmlns:v="urn:schemas-microsoft-com:vml" xmlns:wp14="http://schemas.microsoft.com/office/word/2010/wordprocessingDrawing" xmlns:wp="http://schemas.openxmlformats.org/drawingml/2006/wordprocessingDrawing" xmlns:w10="urn:schemas-microsoft-com:office:word" xmlns:w="http://schemas.openxmlformats.org/wordprocessingml/2006/main" xmlns:w14="http://schemas.microsoft.com/office/word/2010/wordml" xmlns:w15="http://schemas.microsoft.com/office/word/2012/wordml" xmlns:w16cex="http://schemas.microsoft.com/office/word/2018/wordml/cex" xmlns:w16cid="http://schemas.microsoft.com/office/word/2016/wordml/cid" xmlns:w16="http://schemas.microsoft.com/office/word/2018/wordml" xmlns:w16se="http://schemas.microsoft.com/office/word/2015/wordml/symex" xmlns:wpg="http://schemas.microsoft.com/office/word/2010/wordprocessingGroup" xmlns:wpi="http://schemas.microsoft.com/office/word/2010/wordprocessingInk" xmlns:wne="http://schemas.microsoft.com/office/word/2006/wordml" xmlns:wps="http://schemas.microsoft.com/office/word/2010/wordprocessingShape" mc:Ignorable="w14 w15 w16se w16cid w16 w16cex wp14">
   <w:p>
     <w:pPr>
       <w:pStyle w:val="a6"/>
@@ -1626,7 +1614,7 @@
 </file>
 
 <file path=word/footnotes.xml><?xml version="1.0" encoding="utf-8"?>
-<w:footnotes xmlns:wpc="http://schemas.microsoft.com/office/word/2010/wordprocessingCanvas" xmlns:cx="http://schemas.microsoft.com/office/drawing/2014/chartex" xmlns:mc="http://schemas.openxmlformats.org/markup-compatibility/2006" xmlns:o="urn:schemas-microsoft-com:office:office" xmlns:r="http://schemas.openxmlformats.org/officeDocument/2006/relationships" xmlns:m="http://schemas.openxmlformats.org/officeDocument/2006/math" xmlns:v="urn:schemas-microsoft-com:vml" xmlns:wp14="http://schemas.microsoft.com/office/word/2010/wordprocessingDrawing" xmlns:wp="http://schemas.openxmlformats.org/drawingml/2006/wordprocessingDrawing" xmlns:w10="urn:schemas-microsoft-com:office:word" xmlns:w="http://schemas.openxmlformats.org/wordprocessingml/2006/main" xmlns:w14="http://schemas.microsoft.com/office/word/2010/wordml" xmlns:w15="http://schemas.microsoft.com/office/word/2012/wordml" xmlns:w16se="http://schemas.microsoft.com/office/word/2015/wordml/symex" xmlns:wpg="http://schemas.microsoft.com/office/word/2010/wordprocessingGroup" xmlns:wpi="http://schemas.microsoft.com/office/word/2010/wordprocessingInk" xmlns:wne="http://schemas.microsoft.com/office/word/2006/wordml" xmlns:wps="http://schemas.microsoft.com/office/word/2010/wordprocessingShape" mc:Ignorable="w14 w15 w16se wp14">
+<w:footnotes xmlns:wpc="http://schemas.microsoft.com/office/word/2010/wordprocessingCanvas" xmlns:cx="http://schemas.microsoft.com/office/drawing/2014/chartex" xmlns:cx1="http://schemas.microsoft.com/office/drawing/2015/9/8/chartex" xmlns:cx2="http://schemas.microsoft.com/office/drawing/2015/10/21/chartex" xmlns:cx3="http://schemas.microsoft.com/office/drawing/2016/5/9/chartex" xmlns:cx4="http://schemas.microsoft.com/office/drawing/2016/5/10/chartex" xmlns:cx5="http://schemas.microsoft.com/office/drawing/2016/5/11/chartex" xmlns:cx6="http://schemas.microsoft.com/office/drawing/2016/5/12/chartex" xmlns:cx7="http://schemas.microsoft.com/office/drawing/2016/5/13/chartex" xmlns:cx8="http://schemas.microsoft.com/office/drawing/2016/5/14/chartex" xmlns:mc="http://schemas.openxmlformats.org/markup-compatibility/2006" xmlns:aink="http://schemas.microsoft.com/office/drawing/2016/ink" xmlns:am3d="http://schemas.microsoft.com/office/drawing/2017/model3d" xmlns:o="urn:schemas-microsoft-com:office:office" xmlns:r="http://schemas.openxmlformats.org/officeDocument/2006/relationships" xmlns:m="http://schemas.openxmlformats.org/officeDocument/2006/math" xmlns:v="urn:schemas-microsoft-com:vml" xmlns:wp14="http://schemas.microsoft.com/office/word/2010/wordprocessingDrawing" xmlns:wp="http://schemas.openxmlformats.org/drawingml/2006/wordprocessingDrawing" xmlns:w10="urn:schemas-microsoft-com:office:word" xmlns:w="http://schemas.openxmlformats.org/wordprocessingml/2006/main" xmlns:w14="http://schemas.microsoft.com/office/word/2010/wordml" xmlns:w15="http://schemas.microsoft.com/office/word/2012/wordml" xmlns:w16cex="http://schemas.microsoft.com/office/word/2018/wordml/cex" xmlns:w16cid="http://schemas.microsoft.com/office/word/2016/wordml/cid" xmlns:w16="http://schemas.microsoft.com/office/word/2018/wordml" xmlns:w16se="http://schemas.microsoft.com/office/word/2015/wordml/symex" xmlns:wpg="http://schemas.microsoft.com/office/word/2010/wordprocessingGroup" xmlns:wpi="http://schemas.microsoft.com/office/word/2010/wordprocessingInk" xmlns:wne="http://schemas.microsoft.com/office/word/2006/wordml" xmlns:wps="http://schemas.microsoft.com/office/word/2010/wordprocessingShape" mc:Ignorable="w14 w15 w16se w16cid w16 w16cex wp14">
   <w:footnote w:type="separator" w:id="-1">
     <w:p>
       <w:r>
@@ -1645,7 +1633,7 @@
 </file>
 
 <file path=word/header1.xml><?xml version="1.0" encoding="utf-8"?>
-<w:hdr xmlns:wpc="http://schemas.microsoft.com/office/word/2010/wordprocessingCanvas" xmlns:cx="http://schemas.microsoft.com/office/drawing/2014/chartex" xmlns:mc="http://schemas.openxmlformats.org/markup-compatibility/2006" xmlns:o="urn:schemas-microsoft-com:office:office" xmlns:r="http://schemas.openxmlformats.org/officeDocument/2006/relationships" xmlns:m="http://schemas.openxmlformats.org/officeDocument/2006/math" xmlns:v="urn:schemas-microsoft-com:vml" xmlns:wp14="http://schemas.microsoft.com/office/word/2010/wordprocessingDrawing" xmlns:wp="http://schemas.openxmlformats.org/drawingml/2006/wordprocessingDrawing" xmlns:w10="urn:schemas-microsoft-com:office:word" xmlns:w="http://schemas.openxmlformats.org/wordprocessingml/2006/main" xmlns:w14="http://schemas.microsoft.com/office/word/2010/wordml" xmlns:w15="http://schemas.microsoft.com/office/word/2012/wordml" xmlns:w16se="http://schemas.microsoft.com/office/word/2015/wordml/symex" xmlns:wpg="http://schemas.microsoft.com/office/word/2010/wordprocessingGroup" xmlns:wpi="http://schemas.microsoft.com/office/word/2010/wordprocessingInk" xmlns:wne="http://schemas.microsoft.com/office/word/2006/wordml" xmlns:wps="http://schemas.microsoft.com/office/word/2010/wordprocessingShape" mc:Ignorable="w14 w15 w16se wp14">
+<w:hdr xmlns:wpc="http://schemas.microsoft.com/office/word/2010/wordprocessingCanvas" xmlns:cx="http://schemas.microsoft.com/office/drawing/2014/chartex" xmlns:cx1="http://schemas.microsoft.com/office/drawing/2015/9/8/chartex" xmlns:cx2="http://schemas.microsoft.com/office/drawing/2015/10/21/chartex" xmlns:cx3="http://schemas.microsoft.com/office/drawing/2016/5/9/chartex" xmlns:cx4="http://schemas.microsoft.com/office/drawing/2016/5/10/chartex" xmlns:cx5="http://schemas.microsoft.com/office/drawing/2016/5/11/chartex" xmlns:cx6="http://schemas.microsoft.com/office/drawing/2016/5/12/chartex" xmlns:cx7="http://schemas.microsoft.com/office/drawing/2016/5/13/chartex" xmlns:cx8="http://schemas.microsoft.com/office/drawing/2016/5/14/chartex" xmlns:mc="http://schemas.openxmlformats.org/markup-compatibility/2006" xmlns:aink="http://schemas.microsoft.com/office/drawing/2016/ink" xmlns:am3d="http://schemas.microsoft.com/office/drawing/2017/model3d" xmlns:o="urn:schemas-microsoft-com:office:office" xmlns:r="http://schemas.openxmlformats.org/officeDocument/2006/relationships" xmlns:m="http://schemas.openxmlformats.org/officeDocument/2006/math" xmlns:v="urn:schemas-microsoft-com:vml" xmlns:wp14="http://schemas.microsoft.com/office/word/2010/wordprocessingDrawing" xmlns:wp="http://schemas.openxmlformats.org/drawingml/2006/wordprocessingDrawing" xmlns:w10="urn:schemas-microsoft-com:office:word" xmlns:w="http://schemas.openxmlformats.org/wordprocessingml/2006/main" xmlns:w14="http://schemas.microsoft.com/office/word/2010/wordml" xmlns:w15="http://schemas.microsoft.com/office/word/2012/wordml" xmlns:w16cex="http://schemas.microsoft.com/office/word/2018/wordml/cex" xmlns:w16cid="http://schemas.microsoft.com/office/word/2016/wordml/cid" xmlns:w16="http://schemas.microsoft.com/office/word/2018/wordml" xmlns:w16se="http://schemas.microsoft.com/office/word/2015/wordml/symex" xmlns:wpg="http://schemas.microsoft.com/office/word/2010/wordprocessingGroup" xmlns:wpi="http://schemas.microsoft.com/office/word/2010/wordprocessingInk" xmlns:wne="http://schemas.microsoft.com/office/word/2006/wordml" xmlns:wps="http://schemas.microsoft.com/office/word/2010/wordprocessingShape" mc:Ignorable="w14 w15 w16se w16cid w16 w16cex wp14">
   <w:p>
     <w:pPr>
       <w:pStyle w:val="a4"/>
@@ -1655,7 +1643,7 @@
 </file>
 
 <file path=word/header2.xml><?xml version="1.0" encoding="utf-8"?>
-<w:hdr xmlns:wpc="http://schemas.microsoft.com/office/word/2010/wordprocessingCanvas" xmlns:cx="http://schemas.microsoft.com/office/drawing/2014/chartex" xmlns:mc="http://schemas.openxmlformats.org/markup-compatibility/2006" xmlns:o="urn:schemas-microsoft-com:office:office" xmlns:r="http://schemas.openxmlformats.org/officeDocument/2006/relationships" xmlns:m="http://schemas.openxmlformats.org/officeDocument/2006/math" xmlns:v="urn:schemas-microsoft-com:vml" xmlns:wp14="http://schemas.microsoft.com/office/word/2010/wordprocessingDrawing" xmlns:wp="http://schemas.openxmlformats.org/drawingml/2006/wordprocessingDrawing" xmlns:w10="urn:schemas-microsoft-com:office:word" xmlns:w="http://schemas.openxmlformats.org/wordprocessingml/2006/main" xmlns:w14="http://schemas.microsoft.com/office/word/2010/wordml" xmlns:w15="http://schemas.microsoft.com/office/word/2012/wordml" xmlns:w16se="http://schemas.microsoft.com/office/word/2015/wordml/symex" xmlns:wpg="http://schemas.microsoft.com/office/word/2010/wordprocessingGroup" xmlns:wpi="http://schemas.microsoft.com/office/word/2010/wordprocessingInk" xmlns:wne="http://schemas.microsoft.com/office/word/2006/wordml" xmlns:wps="http://schemas.microsoft.com/office/word/2010/wordprocessingShape" mc:Ignorable="w14 w15 w16se wp14">
+<w:hdr xmlns:wpc="http://schemas.microsoft.com/office/word/2010/wordprocessingCanvas" xmlns:cx="http://schemas.microsoft.com/office/drawing/2014/chartex" xmlns:cx1="http://schemas.microsoft.com/office/drawing/2015/9/8/chartex" xmlns:cx2="http://schemas.microsoft.com/office/drawing/2015/10/21/chartex" xmlns:cx3="http://schemas.microsoft.com/office/drawing/2016/5/9/chartex" xmlns:cx4="http://schemas.microsoft.com/office/drawing/2016/5/10/chartex" xmlns:cx5="http://schemas.microsoft.com/office/drawing/2016/5/11/chartex" xmlns:cx6="http://schemas.microsoft.com/office/drawing/2016/5/12/chartex" xmlns:cx7="http://schemas.microsoft.com/office/drawing/2016/5/13/chartex" xmlns:cx8="http://schemas.microsoft.com/office/drawing/2016/5/14/chartex" xmlns:mc="http://schemas.openxmlformats.org/markup-compatibility/2006" xmlns:aink="http://schemas.microsoft.com/office/drawing/2016/ink" xmlns:am3d="http://schemas.microsoft.com/office/drawing/2017/model3d" xmlns:o="urn:schemas-microsoft-com:office:office" xmlns:r="http://schemas.openxmlformats.org/officeDocument/2006/relationships" xmlns:m="http://schemas.openxmlformats.org/officeDocument/2006/math" xmlns:v="urn:schemas-microsoft-com:vml" xmlns:wp14="http://schemas.microsoft.com/office/word/2010/wordprocessingDrawing" xmlns:wp="http://schemas.openxmlformats.org/drawingml/2006/wordprocessingDrawing" xmlns:w10="urn:schemas-microsoft-com:office:word" xmlns:w="http://schemas.openxmlformats.org/wordprocessingml/2006/main" xmlns:w14="http://schemas.microsoft.com/office/word/2010/wordml" xmlns:w15="http://schemas.microsoft.com/office/word/2012/wordml" xmlns:w16cex="http://schemas.microsoft.com/office/word/2018/wordml/cex" xmlns:w16cid="http://schemas.microsoft.com/office/word/2016/wordml/cid" xmlns:w16="http://schemas.microsoft.com/office/word/2018/wordml" xmlns:w16se="http://schemas.microsoft.com/office/word/2015/wordml/symex" xmlns:wpg="http://schemas.microsoft.com/office/word/2010/wordprocessingGroup" xmlns:wpi="http://schemas.microsoft.com/office/word/2010/wordprocessingInk" xmlns:wne="http://schemas.microsoft.com/office/word/2006/wordml" xmlns:wps="http://schemas.microsoft.com/office/word/2010/wordprocessingShape" mc:Ignorable="w14 w15 w16se w16cid w16 w16cex wp14">
   <w:permStart w:id="651719251" w:edGrp="everyone"/>
   <w:p>
     <w:pPr>
@@ -1691,7 +1679,7 @@
 </file>
 
 <file path=word/header3.xml><?xml version="1.0" encoding="utf-8"?>
-<w:hdr xmlns:wpc="http://schemas.microsoft.com/office/word/2010/wordprocessingCanvas" xmlns:cx="http://schemas.microsoft.com/office/drawing/2014/chartex" xmlns:mc="http://schemas.openxmlformats.org/markup-compatibility/2006" xmlns:o="urn:schemas-microsoft-com:office:office" xmlns:r="http://schemas.openxmlformats.org/officeDocument/2006/relationships" xmlns:m="http://schemas.openxmlformats.org/officeDocument/2006/math" xmlns:v="urn:schemas-microsoft-com:vml" xmlns:wp14="http://schemas.microsoft.com/office/word/2010/wordprocessingDrawing" xmlns:wp="http://schemas.openxmlformats.org/drawingml/2006/wordprocessingDrawing" xmlns:w10="urn:schemas-microsoft-com:office:word" xmlns:w="http://schemas.openxmlformats.org/wordprocessingml/2006/main" xmlns:w14="http://schemas.microsoft.com/office/word/2010/wordml" xmlns:w15="http://schemas.microsoft.com/office/word/2012/wordml" xmlns:w16se="http://schemas.microsoft.com/office/word/2015/wordml/symex" xmlns:wpg="http://schemas.microsoft.com/office/word/2010/wordprocessingGroup" xmlns:wpi="http://schemas.microsoft.com/office/word/2010/wordprocessingInk" xmlns:wne="http://schemas.microsoft.com/office/word/2006/wordml" xmlns:wps="http://schemas.microsoft.com/office/word/2010/wordprocessingShape" mc:Ignorable="w14 w15 w16se wp14">
+<w:hdr xmlns:wpc="http://schemas.microsoft.com/office/word/2010/wordprocessingCanvas" xmlns:cx="http://schemas.microsoft.com/office/drawing/2014/chartex" xmlns:cx1="http://schemas.microsoft.com/office/drawing/2015/9/8/chartex" xmlns:cx2="http://schemas.microsoft.com/office/drawing/2015/10/21/chartex" xmlns:cx3="http://schemas.microsoft.com/office/drawing/2016/5/9/chartex" xmlns:cx4="http://schemas.microsoft.com/office/drawing/2016/5/10/chartex" xmlns:cx5="http://schemas.microsoft.com/office/drawing/2016/5/11/chartex" xmlns:cx6="http://schemas.microsoft.com/office/drawing/2016/5/12/chartex" xmlns:cx7="http://schemas.microsoft.com/office/drawing/2016/5/13/chartex" xmlns:cx8="http://schemas.microsoft.com/office/drawing/2016/5/14/chartex" xmlns:mc="http://schemas.openxmlformats.org/markup-compatibility/2006" xmlns:aink="http://schemas.microsoft.com/office/drawing/2016/ink" xmlns:am3d="http://schemas.microsoft.com/office/drawing/2017/model3d" xmlns:o="urn:schemas-microsoft-com:office:office" xmlns:r="http://schemas.openxmlformats.org/officeDocument/2006/relationships" xmlns:m="http://schemas.openxmlformats.org/officeDocument/2006/math" xmlns:v="urn:schemas-microsoft-com:vml" xmlns:wp14="http://schemas.microsoft.com/office/word/2010/wordprocessingDrawing" xmlns:wp="http://schemas.openxmlformats.org/drawingml/2006/wordprocessingDrawing" xmlns:w10="urn:schemas-microsoft-com:office:word" xmlns:w="http://schemas.openxmlformats.org/wordprocessingml/2006/main" xmlns:w14="http://schemas.microsoft.com/office/word/2010/wordml" xmlns:w15="http://schemas.microsoft.com/office/word/2012/wordml" xmlns:w16cex="http://schemas.microsoft.com/office/word/2018/wordml/cex" xmlns:w16cid="http://schemas.microsoft.com/office/word/2016/wordml/cid" xmlns:w16="http://schemas.microsoft.com/office/word/2018/wordml" xmlns:w16se="http://schemas.microsoft.com/office/word/2015/wordml/symex" xmlns:wpg="http://schemas.microsoft.com/office/word/2010/wordprocessingGroup" xmlns:wpi="http://schemas.microsoft.com/office/word/2010/wordprocessingInk" xmlns:wne="http://schemas.microsoft.com/office/word/2006/wordml" xmlns:wps="http://schemas.microsoft.com/office/word/2010/wordprocessingShape" mc:Ignorable="w14 w15 w16se w16cid w16 w16cex wp14">
   <w:p>
     <w:pPr>
       <w:pStyle w:val="a4"/>
@@ -1701,7 +1689,7 @@
 </file>
 
 <file path=word/numbering.xml><?xml version="1.0" encoding="utf-8"?>
-<w:numbering xmlns:wpc="http://schemas.microsoft.com/office/word/2010/wordprocessingCanvas" xmlns:cx="http://schemas.microsoft.com/office/drawing/2014/chartex" xmlns:mc="http://schemas.openxmlformats.org/markup-compatibility/2006" xmlns:o="urn:schemas-microsoft-com:office:office" xmlns:r="http://schemas.openxmlformats.org/officeDocument/2006/relationships" xmlns:m="http://schemas.openxmlformats.org/officeDocument/2006/math" xmlns:v="urn:schemas-microsoft-com:vml" xmlns:wp14="http://schemas.microsoft.com/office/word/2010/wordprocessingDrawing" xmlns:wp="http://schemas.openxmlformats.org/drawingml/2006/wordprocessingDrawing" xmlns:w10="urn:schemas-microsoft-com:office:word" xmlns:w="http://schemas.openxmlformats.org/wordprocessingml/2006/main" xmlns:w14="http://schemas.microsoft.com/office/word/2010/wordml" xmlns:w15="http://schemas.microsoft.com/office/word/2012/wordml" xmlns:w16se="http://schemas.microsoft.com/office/word/2015/wordml/symex" xmlns:wpg="http://schemas.microsoft.com/office/word/2010/wordprocessingGroup" xmlns:wpi="http://schemas.microsoft.com/office/word/2010/wordprocessingInk" xmlns:wne="http://schemas.microsoft.com/office/word/2006/wordml" xmlns:wps="http://schemas.microsoft.com/office/word/2010/wordprocessingShape" mc:Ignorable="w14 w15 w16se wp14">
+<w:numbering xmlns:wpc="http://schemas.microsoft.com/office/word/2010/wordprocessingCanvas" xmlns:cx="http://schemas.microsoft.com/office/drawing/2014/chartex" xmlns:cx1="http://schemas.microsoft.com/office/drawing/2015/9/8/chartex" xmlns:cx2="http://schemas.microsoft.com/office/drawing/2015/10/21/chartex" xmlns:cx3="http://schemas.microsoft.com/office/drawing/2016/5/9/chartex" xmlns:cx4="http://schemas.microsoft.com/office/drawing/2016/5/10/chartex" xmlns:cx5="http://schemas.microsoft.com/office/drawing/2016/5/11/chartex" xmlns:cx6="http://schemas.microsoft.com/office/drawing/2016/5/12/chartex" xmlns:cx7="http://schemas.microsoft.com/office/drawing/2016/5/13/chartex" xmlns:cx8="http://schemas.microsoft.com/office/drawing/2016/5/14/chartex" xmlns:mc="http://schemas.openxmlformats.org/markup-compatibility/2006" xmlns:aink="http://schemas.microsoft.com/office/drawing/2016/ink" xmlns:am3d="http://schemas.microsoft.com/office/drawing/2017/model3d" xmlns:o="urn:schemas-microsoft-com:office:office" xmlns:r="http://schemas.openxmlformats.org/officeDocument/2006/relationships" xmlns:m="http://schemas.openxmlformats.org/officeDocument/2006/math" xmlns:v="urn:schemas-microsoft-com:vml" xmlns:wp14="http://schemas.microsoft.com/office/word/2010/wordprocessingDrawing" xmlns:wp="http://schemas.openxmlformats.org/drawingml/2006/wordprocessingDrawing" xmlns:w10="urn:schemas-microsoft-com:office:word" xmlns:w="http://schemas.openxmlformats.org/wordprocessingml/2006/main" xmlns:w14="http://schemas.microsoft.com/office/word/2010/wordml" xmlns:w15="http://schemas.microsoft.com/office/word/2012/wordml" xmlns:w16cex="http://schemas.microsoft.com/office/word/2018/wordml/cex" xmlns:w16cid="http://schemas.microsoft.com/office/word/2016/wordml/cid" xmlns:w16="http://schemas.microsoft.com/office/word/2018/wordml" xmlns:w16se="http://schemas.microsoft.com/office/word/2015/wordml/symex" xmlns:wpg="http://schemas.microsoft.com/office/word/2010/wordprocessingGroup" xmlns:wpi="http://schemas.microsoft.com/office/word/2010/wordprocessingInk" xmlns:wne="http://schemas.microsoft.com/office/word/2006/wordml" xmlns:wps="http://schemas.microsoft.com/office/word/2010/wordprocessingShape" mc:Ignorable="w14 w15 w16se w16cid w16 w16cex wp14">
   <w:abstractNum w:abstractNumId="0" w15:restartNumberingAfterBreak="0">
     <w:nsid w:val="02953351"/>
     <w:multiLevelType w:val="hybridMultilevel"/>
@@ -1798,7 +1786,7 @@
 </file>
 
 <file path=word/styles.xml><?xml version="1.0" encoding="utf-8"?>
-<w:styles xmlns:mc="http://schemas.openxmlformats.org/markup-compatibility/2006" xmlns:r="http://schemas.openxmlformats.org/officeDocument/2006/relationships" xmlns:w="http://schemas.openxmlformats.org/wordprocessingml/2006/main" xmlns:w14="http://schemas.microsoft.com/office/word/2010/wordml" xmlns:w15="http://schemas.microsoft.com/office/word/2012/wordml" xmlns:w16se="http://schemas.microsoft.com/office/word/2015/wordml/symex" mc:Ignorable="w14 w15 w16se">
+<w:styles xmlns:mc="http://schemas.openxmlformats.org/markup-compatibility/2006" xmlns:r="http://schemas.openxmlformats.org/officeDocument/2006/relationships" xmlns:w="http://schemas.openxmlformats.org/wordprocessingml/2006/main" xmlns:w14="http://schemas.microsoft.com/office/word/2010/wordml" xmlns:w15="http://schemas.microsoft.com/office/word/2012/wordml" xmlns:w16cex="http://schemas.microsoft.com/office/word/2018/wordml/cex" xmlns:w16cid="http://schemas.microsoft.com/office/word/2016/wordml/cid" xmlns:w16="http://schemas.microsoft.com/office/word/2018/wordml" xmlns:w16se="http://schemas.microsoft.com/office/word/2015/wordml/symex" mc:Ignorable="w14 w15 w16se w16cid w16 w16cex">
   <w:docDefaults>
     <w:rPrDefault>
       <w:rPr>
@@ -1808,7 +1796,7 @@
     </w:rPrDefault>
     <w:pPrDefault/>
   </w:docDefaults>
-  <w:latentStyles w:defLockedState="0" w:defUIPriority="0" w:defSemiHidden="0" w:defUnhideWhenUsed="0" w:defQFormat="0" w:count="371">
+  <w:latentStyles w:defLockedState="0" w:defUIPriority="0" w:defSemiHidden="0" w:defUnhideWhenUsed="0" w:defQFormat="0" w:count="376">
     <w:lsdException w:name="Normal" w:qFormat="1"/>
     <w:lsdException w:name="heading 1" w:qFormat="1"/>
     <w:lsdException w:name="heading 2" w:semiHidden="1" w:unhideWhenUsed="1" w:qFormat="1"/>
@@ -1825,7 +1813,12 @@
     <w:lsdException w:name="Subtitle" w:qFormat="1"/>
     <w:lsdException w:name="Strong" w:qFormat="1"/>
     <w:lsdException w:name="Emphasis" w:qFormat="1"/>
-    <w:lsdException w:name="Normal Table" w:semiHidden="1" w:unhideWhenUsed="1"/>
+    <w:lsdException w:name="HTML Keyboard" w:semiHidden="1" w:unhideWhenUsed="1"/>
+    <w:lsdException w:name="annotation subject" w:semiHidden="1" w:unhideWhenUsed="1"/>
+    <w:lsdException w:name="No List" w:semiHidden="1" w:unhideWhenUsed="1"/>
+    <w:lsdException w:name="Outline List 1" w:semiHidden="1" w:unhideWhenUsed="1"/>
+    <w:lsdException w:name="Outline List 2" w:semiHidden="1" w:unhideWhenUsed="1"/>
+    <w:lsdException w:name="Outline List 3" w:semiHidden="1" w:unhideWhenUsed="1"/>
     <w:lsdException w:name="Table Simple 1" w:semiHidden="1" w:unhideWhenUsed="1"/>
     <w:lsdException w:name="Table Simple 2" w:semiHidden="1" w:unhideWhenUsed="1"/>
     <w:lsdException w:name="Table Simple 3" w:semiHidden="1" w:unhideWhenUsed="1"/>
@@ -1863,11 +1856,9 @@
     <w:lsdException w:name="Table Contemporary" w:semiHidden="1" w:unhideWhenUsed="1"/>
     <w:lsdException w:name="Table Elegant" w:semiHidden="1" w:unhideWhenUsed="1"/>
     <w:lsdException w:name="Table Professional" w:semiHidden="1" w:unhideWhenUsed="1"/>
-    <w:lsdException w:name="Table Subtle 1" w:semiHidden="1" w:unhideWhenUsed="1"/>
     <w:lsdException w:name="Table Subtle 2" w:semiHidden="1" w:unhideWhenUsed="1"/>
     <w:lsdException w:name="Table Web 1" w:semiHidden="1" w:unhideWhenUsed="1"/>
-    <w:lsdException w:name="Table Web 2" w:semiHidden="1" w:unhideWhenUsed="1"/>
-    <w:lsdException w:name="Table Web 3" w:semiHidden="1" w:unhideWhenUsed="1"/>
+    <w:lsdException w:name="Balloon Text" w:semiHidden="1" w:unhideWhenUsed="1"/>
     <w:lsdException w:name="Table Theme" w:semiHidden="1" w:unhideWhenUsed="1"/>
     <w:lsdException w:name="Placeholder Text" w:semiHidden="1" w:uiPriority="99"/>
     <w:lsdException w:name="No Spacing" w:uiPriority="1" w:qFormat="1"/>
@@ -2084,6 +2075,11 @@
     <w:lsdException w:name="List Table 5 Dark Accent 6" w:uiPriority="50"/>
     <w:lsdException w:name="List Table 6 Colorful Accent 6" w:uiPriority="51"/>
     <w:lsdException w:name="List Table 7 Colorful Accent 6" w:uiPriority="52"/>
+    <w:lsdException w:name="Mention" w:semiHidden="1" w:uiPriority="99" w:unhideWhenUsed="1"/>
+    <w:lsdException w:name="Smart Hyperlink" w:semiHidden="1" w:uiPriority="99" w:unhideWhenUsed="1"/>
+    <w:lsdException w:name="Hashtag" w:semiHidden="1" w:uiPriority="99" w:unhideWhenUsed="1"/>
+    <w:lsdException w:name="Unresolved Mention" w:semiHidden="1" w:uiPriority="99" w:unhideWhenUsed="1"/>
+    <w:lsdException w:name="Smart Link" w:semiHidden="1" w:uiPriority="99" w:unhideWhenUsed="1"/>
   </w:latentStyles>
   <w:style w:type="paragraph" w:default="1" w:styleId="a">
     <w:name w:val="Normal"/>
